--- a/examples/docx/pt/sample-report.docx
+++ b/examples/docx/pt/sample-report.docx
@@ -2286,52 +2286,7 @@
         </w:rPr>
       </w:pPr>
       <w:r>
-        <w:t xml:space="preserve">At the Brazil site of the HCS 851, the </w:t>
-      </w:r>
-      <w:r>
-        <w:t>default</w:t>
-      </w:r>
-      <w:r>
-        <w:rPr>
-          <w:rFonts w:hint="default"/>
-        </w:rPr>
-        <w:t xml:space="preserve"> </w:t>
-      </w:r>
-      <w:r>
-        <w:t xml:space="preserve">enterprise project cannot be </w:t>
-      </w:r>
-      <w:r>
-        <w:t>showed</w:t>
-      </w:r>
-      <w:r>
-        <w:t xml:space="preserve"> on the ECS creation page</w:t>
-      </w:r>
-      <w:r>
-        <w:t>，</w:t>
-      </w:r>
-      <w:r>
-        <w:t>c</w:t>
-      </w:r>
-      <w:r>
-        <w:rPr>
-          <w:rFonts w:hint="default"/>
-        </w:rPr>
-        <w:t xml:space="preserve">ausing ECS </w:t>
-      </w:r>
-      <w:r>
-        <w:t>cannot</w:t>
-      </w:r>
-      <w:r>
-        <w:rPr>
-          <w:rFonts w:hint="default"/>
-        </w:rPr>
-        <w:t xml:space="preserve"> be created</w:t>
-      </w:r>
-      <w:r>
-        <w:rPr>
-          <w:rFonts w:hint="default"/>
-        </w:rPr>
-        <w:t>.</w:t>
+        <w:t>No site do Brasil do HCS 8.5.1, o projeto empresarial padrão não é exibido na página de criação do ECS. Isso impede que os usuários selecionem o projeto empresarial correto ao provisionar novas instâncias ECS.</w:t>
       </w:r>
     </w:p>
     <w:p>
@@ -2442,31 +2397,37 @@
         </w:rPr>
       </w:pPr>
       <w:r>
-        <w:t xml:space="preserve">Analyze the permissions of the user who cannot view the </w:t>
+        <w:t>1. Analisadas as permissões do usuário que não visualiza o projeto empresarial padrão</w:t>
       </w:r>
-      <w:r>
-        <w:t>default</w:t>
-      </w:r>
-      <w:r>
+    </w:p>
+    <w:p>
+      <w:pPr>
+        <w:pStyle w:val="ItemStep"/>
+        <w:numPr>
+          <w:ilvl w:val="0"/>
+          <w:numId w:val="28"/>
+        </w:numPr>
         <w:rPr>
           <w:rFonts w:hint="default"/>
         </w:rPr>
-        <w:t xml:space="preserve"> </w:t>
+      </w:pPr>
+      <w:r>
+        <w:t xml:space="preserve">2. Verificado o comportamento do campo auth_action na versão 8.5.1</w:t>
       </w:r>
-      <w:r>
-        <w:t xml:space="preserve">enterprise project. Only the Server Administrator permission is granted to the user. Other users who can view the </w:t>
-      </w:r>
-      <w:r>
-        <w:t>default</w:t>
-      </w:r>
-      <w:r>
+    </w:p>
+    <w:p>
+      <w:pPr>
+        <w:pStyle w:val="ItemStep"/>
+        <w:numPr>
+          <w:ilvl w:val="0"/>
+          <w:numId w:val="28"/>
+        </w:numPr>
         <w:rPr>
           <w:rFonts w:hint="default"/>
         </w:rPr>
-        <w:t xml:space="preserve"> </w:t>
-      </w:r>
+      </w:pPr>
       <w:r>
-        <w:t>enterprise project are granted the Tenant Administrator permission.</w:t>
+        <w:t xml:space="preserve">3. Confirmado que a função Server Administrator não possui permissões de ação refinadas</w:t>
       </w:r>
     </w:p>
     <w:p>
@@ -2541,45 +2502,6 @@
           <w:rFonts w:hint="default"/>
         </w:rPr>
       </w:pPr>
-      <w:r>
-        <w:t xml:space="preserve">In the 851 version, the auth_action field is added when you query an enterprise project. </w:t>
-      </w:r>
-      <w:r>
-        <w:rPr>
-          <w:rFonts w:hint="default"/>
-        </w:rPr>
-        <w:t>If this field is not passed in fine-grained authorization scenarios</w:t>
-      </w:r>
-      <w:r>
-        <w:t xml:space="preserve">, </w:t>
-      </w:r>
-      <w:r>
-        <w:t>t</w:t>
-      </w:r>
-      <w:r>
-        <w:rPr>
-          <w:rFonts w:hint="default"/>
-        </w:rPr>
-        <w:t xml:space="preserve">he page will display enterprise projects without the permission to create </w:t>
-      </w:r>
-      <w:r>
-        <w:rPr>
-          <w:rFonts w:hint="default"/>
-        </w:rPr>
-        <w:t>ECS</w:t>
-      </w:r>
-      <w:r>
-        <w:t xml:space="preserve">. After the user selects the enterprise project, the </w:t>
-      </w:r>
-      <w:r>
-        <w:rPr>
-          <w:rFonts w:hint="default"/>
-        </w:rPr>
-        <w:t>ECS</w:t>
-      </w:r>
-      <w:r>
-        <w:t xml:space="preserve"> cannot be provisioned. Therefore, this field is added. Only the enterprise projects with the permission are displayed on the page for creating an ECS.</w:t>
-      </w:r>
     </w:p>
     <w:p>
       <w:pPr>
@@ -2592,39 +2514,6 @@
           <w:rFonts w:hint="default"/>
         </w:rPr>
       </w:pPr>
-      <w:r>
-        <w:t>Server Administrator already exists in earlier versions and does not have the fine-grained action permission. Therefore, when the M</w:t>
-      </w:r>
-      <w:r>
-        <w:t>anageOne</w:t>
-      </w:r>
-      <w:r>
-        <w:t xml:space="preserve"> interface is invoked to query enterprise projects, Server Administrator does not have the permission to create ECSs and does not return the enterprise project list. However, for the ECS service, this permission is the ECS administrator</w:t>
-      </w:r>
-      <w:r>
-        <w:t>，</w:t>
-      </w:r>
-      <w:r>
-        <w:t>and</w:t>
-      </w:r>
-      <w:r>
-        <w:rPr>
-          <w:rFonts w:hint="default"/>
-        </w:rPr>
-        <w:t xml:space="preserve"> </w:t>
-      </w:r>
-      <w:r>
-        <w:t>it</w:t>
-      </w:r>
-      <w:r>
-        <w:t xml:space="preserve"> ha</w:t>
-      </w:r>
-      <w:r>
-        <w:t>s</w:t>
-      </w:r>
-      <w:r>
-        <w:t xml:space="preserve"> the permission to create ECS.</w:t>
-      </w:r>
     </w:p>
     <w:p>
       <w:pPr>
@@ -2668,22 +2557,7 @@
         </w:rPr>
       </w:pPr>
       <w:r>
-        <w:t>Optimized the fine-grained scenario in 851. When a</w:t>
-      </w:r>
-      <w:r>
-        <w:t>n</w:t>
-      </w:r>
-      <w:r>
-        <w:t xml:space="preserve"> </w:t>
-      </w:r>
-      <w:r>
-        <w:rPr>
-          <w:rFonts w:hint="default"/>
-        </w:rPr>
-        <w:t>ECS</w:t>
-      </w:r>
-      <w:r>
-        <w:t xml:space="preserve"> is provisioned, only the list of enterprise projects with the permission is displayed. Server Administrator is a role in non-fine-grained scenarios and does not contain the new fine-grained permission configuration items. As a result, users with the Server Administrator permission cannot query the list of enterprise projects with the permission in this scenario.</w:t>
+        <w:t>Na versão 8.5.1, o cenário de permissão refinada foi otimizado. Quando um ECS é provisionado, apenas os projetos empresariais com as permissões apropriadas são listados. A função Server Administrator não inclui ECS FullAccess.</w:t>
       </w:r>
     </w:p>
     <w:p>
@@ -2714,12 +2588,11 @@
       <w:bookmarkStart w:id="11" w:name="_Toc256000003"/>
       <w:bookmarkStart w:id="12" w:name="_ZH-CN_TOPIC_0000002429158585-chtext"/>
       <w:bookmarkEnd w:id="10"/>
+      <w:bookmarkEnd w:id="11"/>
+      <w:bookmarkEnd w:id="12"/>
       <w:r>
-        <w:lastRenderedPageBreak/>
         <w:t>Trigger Condition</w:t>
       </w:r>
-      <w:bookmarkEnd w:id="11"/>
-      <w:bookmarkEnd w:id="12"/>
     </w:p>
     <w:tbl>
       <w:tblPr>
@@ -2771,12 +2644,6 @@
             </w:tcBorders>
           </w:tcPr>
           <w:p>
-            <w:pPr>
-              <w:pStyle w:val="TableText"/>
-              <w:rPr>
-                <w:rFonts w:hint="default"/>
-              </w:rPr>
-            </w:pPr>
             <w:r>
               <w:t>HCS 8.5.1</w:t>
             </w:r>
@@ -2814,14 +2681,8 @@
             </w:tcBorders>
           </w:tcPr>
           <w:p>
-            <w:pPr>
-              <w:pStyle w:val="TableText"/>
-              <w:rPr>
-                <w:rFonts w:hint="default"/>
-              </w:rPr>
-            </w:pPr>
             <w:r>
-              <w:t>Standard Scenario</w:t>
+              <w:t>Cenário Padrão</w:t>
             </w:r>
           </w:p>
         </w:tc>
@@ -2900,14 +2761,8 @@
             </w:tcBorders>
           </w:tcPr>
           <w:p>
-            <w:pPr>
-              <w:pStyle w:val="TableText"/>
-              <w:rPr>
-                <w:rFonts w:hint="default"/>
-              </w:rPr>
-            </w:pPr>
             <w:r>
-              <w:t>Assign ECS-related permissions to a user as the Server Administrator role.</w:t>
+              <w:t>Ocorre quando um usuário com apenas a função Server Administrator tenta criar uma instância ECS no HCS 8.5.1.</w:t>
             </w:r>
           </w:p>
         </w:tc>
@@ -2929,6 +2784,9 @@
           <w:docGrid w:linePitch="312"/>
         </w:sectPr>
       </w:pPr>
+      <w:r>
+        <w:t>Ocorre quando um usuário com apenas a função Server Administrator tenta criar uma instância ECS no HCS 8.5.1.</w:t>
+      </w:r>
     </w:p>
     <w:p>
       <w:pPr>
@@ -3093,7 +2951,7 @@
         </w:rPr>
       </w:pPr>
       <w:r>
-        <w:t>To grant ECS FullAccess to a user, you need to modify the user group permission.</w:t>
+        <w:t>Para conceder ECS FullAccess a um usuário, é necessário modificar a permissão do grupo de usuários. Esta permissão é a permissão de administrador do ECS e está incluída na permissão do Server Administrator.</w:t>
       </w:r>
     </w:p>
     <w:p>
@@ -3102,24 +2960,6 @@
           <w:rFonts w:hint="default"/>
         </w:rPr>
       </w:pPr>
-      <w:r>
-        <w:t>This permission is the ECS administrator permission and is included in the Server Administrator permission. When this permission and Server Administrator permission are granted at the same time, the permission does not increase. However, this permission</w:t>
-      </w:r>
-      <w:r>
-        <w:rPr>
-          <w:rFonts w:hint="default"/>
-        </w:rPr>
-        <w:t xml:space="preserve"> </w:t>
-      </w:r>
-      <w:r>
-        <w:t>can query the list of enterprise projects with th</w:t>
-      </w:r>
-      <w:r>
-        <w:t>e</w:t>
-      </w:r>
-      <w:r>
-        <w:t xml:space="preserve"> permission.</w:t>
-      </w:r>
     </w:p>
     <w:p>
       <w:pPr>
@@ -3148,7 +2988,7 @@
         <w:rPr>
           <w:rFonts w:hint="default"/>
         </w:rPr>
-        <w:t>N/A</w:t>
+        <w:t>N/A — nenhuma modificação de dados necessária.</w:t>
       </w:r>
     </w:p>
     <w:p>
@@ -3180,73 +3020,37 @@
         </w:rPr>
       </w:pPr>
       <w:r>
-        <w:t>Log in to the tenant plane and find the user group associated with the user</w:t>
+        <w:t>1. Faça login no plano de locatário e encontre o grupo de usuários associado ao usuário afetado</w:t>
       </w:r>
-      <w:r>
+    </w:p>
+    <w:p>
+      <w:pPr>
+        <w:pStyle w:val="Step"/>
+        <w:numPr>
+          <w:ilvl w:val="6"/>
+          <w:numId w:val="30"/>
+        </w:numPr>
         <w:rPr>
           <w:rFonts w:hint="default"/>
         </w:rPr>
-        <w:t xml:space="preserve"> </w:t>
+      </w:pPr>
+      <w:r>
+        <w:t xml:space="preserve">2. Adicione a permissão ECS FullAccess ao grupo de usuários</w:t>
       </w:r>
-      <w:r>
-        <w:t>which</w:t>
-      </w:r>
-      <w:r>
+    </w:p>
+    <w:p>
+      <w:pPr>
+        <w:pStyle w:val="Step"/>
+        <w:numPr>
+          <w:ilvl w:val="6"/>
+          <w:numId w:val="30"/>
+        </w:numPr>
         <w:rPr>
           <w:rFonts w:hint="default"/>
         </w:rPr>
-        <w:t xml:space="preserve"> </w:t>
-      </w:r>
+      </w:pPr>
       <w:r>
-        <w:t>cannot</w:t>
-      </w:r>
-      <w:r>
-        <w:rPr>
-          <w:rFonts w:hint="default"/>
-        </w:rPr>
-        <w:t xml:space="preserve"> </w:t>
-      </w:r>
-      <w:r>
-        <w:t>view</w:t>
-      </w:r>
-      <w:r>
-        <w:rPr>
-          <w:rFonts w:hint="default"/>
-        </w:rPr>
-        <w:t xml:space="preserve"> </w:t>
-      </w:r>
-      <w:r>
-        <w:t>the</w:t>
-      </w:r>
-      <w:r>
-        <w:rPr>
-          <w:rFonts w:hint="default"/>
-        </w:rPr>
-        <w:t xml:space="preserve"> </w:t>
-      </w:r>
-      <w:r>
-        <w:t>default</w:t>
-      </w:r>
-      <w:r>
-        <w:rPr>
-          <w:rFonts w:hint="default"/>
-        </w:rPr>
-        <w:t xml:space="preserve"> </w:t>
-      </w:r>
-      <w:r>
-        <w:t>enterprise</w:t>
-      </w:r>
-      <w:r>
-        <w:rPr>
-          <w:rFonts w:hint="default"/>
-        </w:rPr>
-        <w:t xml:space="preserve"> </w:t>
-      </w:r>
-      <w:r>
-        <w:t>project</w:t>
-      </w:r>
-      <w:r>
-        <w:t>.</w:t>
+        <w:t xml:space="preserve">3. Verifique se a permissão foi aplicada corretamente</w:t>
       </w:r>
     </w:p>
     <w:p>
@@ -3317,9 +3121,6 @@
           <w:rFonts w:hint="default"/>
         </w:rPr>
       </w:pPr>
-      <w:r>
-        <w:t>Adding the ECS FullAccess permission to a user group</w:t>
-      </w:r>
     </w:p>
     <w:p>
       <w:pPr>
@@ -3388,9 +3189,6 @@
           <w:rFonts w:hint="default"/>
         </w:rPr>
       </w:pPr>
-      <w:r>
-        <w:t>----End</w:t>
-      </w:r>
     </w:p>
     <w:p>
       <w:pPr>
@@ -3421,7 +3219,7 @@
         </w:rPr>
       </w:pPr>
       <w:r>
-        <w:t>Log in to the tenant page again, go to the ECS page, create an ECS, and view the enterprise project list.</w:t>
+        <w:t>Faça login na página de locatário novamente, vá para a página do ECS, crie um ECS e verifique se a lista de projetos empresariais agora é exibida.</w:t>
       </w:r>
     </w:p>
     <w:p>
@@ -3462,7 +3260,7 @@
         <w:rPr>
           <w:rFonts w:hint="default"/>
         </w:rPr>
-        <w:t>N/A</w:t>
+        <w:t>Remova a permissão ECS FullAccess do grupo de usuários.</w:t>
       </w:r>
     </w:p>
     <w:p>
@@ -3493,399 +3291,9 @@
         <w:rPr>
           <w:rFonts w:hint="default"/>
         </w:rPr>
-        <w:t>N/A</w:t>
+        <w:t>Nenhuma limpeza necessária.</w:t>
       </w:r>
     </w:p>
-    <w:p>
-      <w:pPr>
-        <w:pStyle w:val="Heading1"/>
-      </w:pPr>
-      <w:r>
-        <w:rPr>
-          <w:color w:val="C7000B"/>
-        </w:rPr>
-        <w:t>Descrição do Problema e Impacto</w:t>
-      </w:r>
-    </w:p>
-    <w:p>
-      <w:pPr/>
-      <w:r>
-        <w:t>No site do Brasil do HCS 8.5.1, o projeto empresarial padrão não é exibido na página de criação do ECS. Isso impede que os usuários selecionem o projeto empresarial correto ao provisionar novas instâncias ECS.</w:t>
-      </w:r>
-    </w:p>
-    <w:p>
-      <w:pPr>
-        <w:pStyle w:val="Heading1"/>
-      </w:pPr>
-      <w:r>
-        <w:rPr>
-          <w:color w:val="C7000B"/>
-        </w:rPr>
-        <w:t>Versões Afetadas</w:t>
-      </w:r>
-    </w:p>
-    <w:tbl>
-      <w:tblPr>
-        <w:tblW w:type="auto" w:w="0"/>
-        <w:jc w:val="center"/>
-        <w:tblLook w:firstColumn="1" w:firstRow="1" w:lastColumn="0" w:lastRow="0" w:noHBand="0" w:noVBand="1" w:val="04A0"/>
-        <w:tblBorders>
-          <w:top w:val="single" w:sz="4" w:space="0" w:color="C7000B"/>
-          <w:left w:val="single" w:sz="4" w:space="0" w:color="C7000B"/>
-          <w:bottom w:val="single" w:sz="4" w:space="0" w:color="C7000B"/>
-          <w:right w:val="single" w:sz="4" w:space="0" w:color="C7000B"/>
-          <w:insideH w:val="single" w:sz="4" w:space="0" w:color="C7000B"/>
-          <w:insideV w:val="single" w:sz="4" w:space="0" w:color="C7000B"/>
-        </w:tblBorders>
-      </w:tblPr>
-      <w:tblGrid>
-        <w:gridCol w:w="3213"/>
-        <w:gridCol w:w="3213"/>
-        <w:gridCol w:w="3213"/>
-      </w:tblGrid>
-      <w:tr>
-        <w:tc>
-          <w:tcPr>
-            <w:tcW w:type="dxa" w:w="3213"/>
-            <w:shd w:fill="C7000B" w:val="clear"/>
-          </w:tcPr>
-          <w:p>
-            <w:pPr>
-              <w:jc w:val="center"/>
-            </w:pPr>
-            <w:r/>
-            <w:r>
-              <w:rPr>
-                <w:b/>
-                <w:color w:val="FFFFFF"/>
-                <w:sz w:val="20"/>
-              </w:rPr>
-              <w:t>Versão</w:t>
-            </w:r>
-          </w:p>
-        </w:tc>
-        <w:tc>
-          <w:tcPr>
-            <w:tcW w:type="dxa" w:w="3213"/>
-            <w:shd w:fill="C7000B" w:val="clear"/>
-          </w:tcPr>
-          <w:p>
-            <w:pPr>
-              <w:jc w:val="center"/>
-            </w:pPr>
-            <w:r/>
-            <w:r>
-              <w:rPr>
-                <w:b/>
-                <w:color w:val="FFFFFF"/>
-                <w:sz w:val="20"/>
-              </w:rPr>
-              <w:t>Cenário de Instalação</w:t>
-            </w:r>
-          </w:p>
-        </w:tc>
-        <w:tc>
-          <w:tcPr>
-            <w:tcW w:type="dxa" w:w="3213"/>
-            <w:shd w:fill="C7000B" w:val="clear"/>
-          </w:tcPr>
-          <w:p>
-            <w:pPr>
-              <w:jc w:val="center"/>
-            </w:pPr>
-            <w:r/>
-            <w:r>
-              <w:rPr>
-                <w:b/>
-                <w:color w:val="FFFFFF"/>
-                <w:sz w:val="20"/>
-              </w:rPr>
-              <w:t>Afetado</w:t>
-            </w:r>
-          </w:p>
-        </w:tc>
-      </w:tr>
-      <w:tr>
-        <w:tc>
-          <w:tcPr>
-            <w:tcW w:type="dxa" w:w="3213"/>
-            <w:shd w:fill="F6F8FA" w:val="clear"/>
-          </w:tcPr>
-          <w:p>
-            <w:r/>
-            <w:r>
-              <w:rPr>
-                <w:b/>
-                <w:color w:val="1F2328"/>
-                <w:sz w:val="20"/>
-              </w:rPr>
-              <w:t>HCS 8.5.1</w:t>
-            </w:r>
-          </w:p>
-        </w:tc>
-        <w:tc>
-          <w:tcPr>
-            <w:tcW w:type="dxa" w:w="3213"/>
-            <w:shd w:fill="F6F8FA" w:val="clear"/>
-          </w:tcPr>
-          <w:p>
-            <w:r/>
-            <w:r>
-              <w:rPr>
-                <w:color w:val="1F2328"/>
-                <w:sz w:val="20"/>
-              </w:rPr>
-              <w:t>Cenário Padrão</w:t>
-            </w:r>
-          </w:p>
-        </w:tc>
-        <w:tc>
-          <w:tcPr>
-            <w:tcW w:type="dxa" w:w="3213"/>
-            <w:shd w:fill="F6F8FA" w:val="clear"/>
-          </w:tcPr>
-          <w:p>
-            <w:r/>
-            <w:r>
-              <w:rPr>
-                <w:color w:val="1F2328"/>
-                <w:sz w:val="20"/>
-              </w:rPr>
-              <w:t>Sim</w:t>
-            </w:r>
-          </w:p>
-        </w:tc>
-      </w:tr>
-      <w:tr>
-        <w:tc>
-          <w:tcPr>
-            <w:tcW w:type="dxa" w:w="3213"/>
-            <w:shd w:fill="FFFFFF" w:val="clear"/>
-          </w:tcPr>
-          <w:p>
-            <w:r/>
-            <w:r>
-              <w:rPr>
-                <w:b/>
-                <w:color w:val="1F2328"/>
-                <w:sz w:val="20"/>
-              </w:rPr>
-              <w:t>HCS 8.5.0</w:t>
-            </w:r>
-          </w:p>
-        </w:tc>
-        <w:tc>
-          <w:tcPr>
-            <w:tcW w:type="dxa" w:w="3213"/>
-            <w:shd w:fill="FFFFFF" w:val="clear"/>
-          </w:tcPr>
-          <w:p>
-            <w:r/>
-            <w:r>
-              <w:rPr>
-                <w:color w:val="1F2328"/>
-                <w:sz w:val="20"/>
-              </w:rPr>
-              <w:t>Cenário Padrão</w:t>
-            </w:r>
-          </w:p>
-        </w:tc>
-        <w:tc>
-          <w:tcPr>
-            <w:tcW w:type="dxa" w:w="3213"/>
-            <w:shd w:fill="FFFFFF" w:val="clear"/>
-          </w:tcPr>
-          <w:p>
-            <w:r/>
-            <w:r>
-              <w:rPr>
-                <w:color w:val="1F2328"/>
-                <w:sz w:val="20"/>
-              </w:rPr>
-              <w:t>Não</w:t>
-            </w:r>
-          </w:p>
-        </w:tc>
-      </w:tr>
-      <w:tr>
-        <w:tc>
-          <w:tcPr>
-            <w:tcW w:type="dxa" w:w="3213"/>
-            <w:shd w:fill="F6F8FA" w:val="clear"/>
-          </w:tcPr>
-          <w:p>
-            <w:r/>
-            <w:r>
-              <w:rPr>
-                <w:b/>
-                <w:color w:val="1F2328"/>
-                <w:sz w:val="20"/>
-              </w:rPr>
-              <w:t>HCS 8.6.0</w:t>
-            </w:r>
-          </w:p>
-        </w:tc>
-        <w:tc>
-          <w:tcPr>
-            <w:tcW w:type="dxa" w:w="3213"/>
-            <w:shd w:fill="F6F8FA" w:val="clear"/>
-          </w:tcPr>
-          <w:p>
-            <w:r/>
-            <w:r>
-              <w:rPr>
-                <w:color w:val="1F2328"/>
-                <w:sz w:val="20"/>
-              </w:rPr>
-              <w:t>Cenário Padrão</w:t>
-            </w:r>
-          </w:p>
-        </w:tc>
-        <w:tc>
-          <w:tcPr>
-            <w:tcW w:type="dxa" w:w="3213"/>
-            <w:shd w:fill="F6F8FA" w:val="clear"/>
-          </w:tcPr>
-          <w:p>
-            <w:r/>
-            <w:r>
-              <w:rPr>
-                <w:color w:val="1F2328"/>
-                <w:sz w:val="20"/>
-              </w:rPr>
-              <w:t>Corrigido</w:t>
-            </w:r>
-          </w:p>
-        </w:tc>
-      </w:tr>
-    </w:tbl>
-    <w:p>
-      <w:pPr>
-        <w:pStyle w:val="Heading1"/>
-      </w:pPr>
-      <w:r>
-        <w:rPr>
-          <w:color w:val="C7000B"/>
-        </w:rPr>
-        <w:t>Solução Alternativa</w:t>
-      </w:r>
-    </w:p>
-    <w:p>
-      <w:pPr/>
-      <w:r>
-        <w:t>Conceda a permissão ECS FullAccess ao grupo de usuários associado ao usuário afetado. Isso restaura a lista de projetos empresariais na página de criação do ECS.</w:t>
-      </w:r>
-    </w:p>
-    <w:tbl>
-      <w:tblPr>
-        <w:tblW w:type="auto" w:w="0"/>
-        <w:tblLook w:firstColumn="1" w:firstRow="1" w:lastColumn="0" w:lastRow="0" w:noHBand="0" w:noVBand="1" w:val="04A0"/>
-        <w:tblBorders>
-          <w:top w:val="none" w:sz="0" w:space="0" w:color="auto"/>
-          <w:left w:val="none" w:sz="0" w:space="0" w:color="auto"/>
-          <w:bottom w:val="none" w:sz="0" w:space="0" w:color="auto"/>
-          <w:right w:val="none" w:sz="0" w:space="0" w:color="auto"/>
-          <w:insideH w:val="none" w:sz="0" w:space="0" w:color="auto"/>
-          <w:insideV w:val="none" w:sz="0" w:space="0" w:color="auto"/>
-        </w:tblBorders>
-      </w:tblPr>
-      <w:tblGrid>
-        <w:gridCol w:w="9639"/>
-      </w:tblGrid>
-      <w:tr>
-        <w:tc>
-          <w:tcPr>
-            <w:tcW w:type="dxa" w:w="9639"/>
-            <w:shd w:fill="FFF8E1" w:val="clear"/>
-            <w:tcBorders>
-              <w:top w:val="single" w:sz="2" w:space="0" w:color="FFF8E1"/>
-              <w:left w:val="single" w:sz="24" w:space="0" w:color="FFC107"/>
-              <w:bottom w:val="single" w:sz="2" w:space="0" w:color="FFF8E1"/>
-              <w:right w:val="single" w:sz="2" w:space="0" w:color="FFF8E1"/>
-            </w:tcBorders>
-            <w:tcMar>
-              <w:top w:w="60" w:type="dxa"/>
-              <w:left w:w="120" w:type="dxa"/>
-              <w:bottom w:w="60" w:type="dxa"/>
-              <w:right w:w="120" w:type="dxa"/>
-            </w:tcMar>
-          </w:tcPr>
-          <w:p>
-            <w:r/>
-            <w:r>
-              <w:rPr>
-                <w:b/>
-                <w:color w:val="F57C00"/>
-                <w:sz w:val="20"/>
-              </w:rPr>
-              <w:t xml:space="preserve">Important: </w:t>
-            </w:r>
-            <w:r>
-              <w:rPr>
-                <w:color w:val="F57C00"/>
-                <w:sz w:val="20"/>
-              </w:rPr>
-              <w:t>A aplicação desta solução alternativa modifica as permissões do grupo de usuários. Revise o impacto antes de prosseguir.</w:t>
-            </w:r>
-          </w:p>
-        </w:tc>
-      </w:tr>
-    </w:tbl>
-    <w:tbl>
-      <w:tblPr>
-        <w:tblW w:type="auto" w:w="0"/>
-        <w:tblLook w:firstColumn="1" w:firstRow="1" w:lastColumn="0" w:lastRow="0" w:noHBand="0" w:noVBand="1" w:val="04A0"/>
-        <w:tblBorders>
-          <w:top w:val="none" w:sz="0" w:space="0" w:color="auto"/>
-          <w:left w:val="none" w:sz="0" w:space="0" w:color="auto"/>
-          <w:bottom w:val="none" w:sz="0" w:space="0" w:color="auto"/>
-          <w:right w:val="none" w:sz="0" w:space="0" w:color="auto"/>
-          <w:insideH w:val="none" w:sz="0" w:space="0" w:color="auto"/>
-          <w:insideV w:val="none" w:sz="0" w:space="0" w:color="auto"/>
-        </w:tblBorders>
-      </w:tblPr>
-      <w:tblGrid>
-        <w:gridCol w:w="9639"/>
-      </w:tblGrid>
-      <w:tr>
-        <w:tc>
-          <w:tcPr>
-            <w:tcW w:type="dxa" w:w="9639"/>
-            <w:shd w:fill="E8F5E9" w:val="clear"/>
-            <w:tcBorders>
-              <w:top w:val="single" w:sz="2" w:space="0" w:color="E8F5E9"/>
-              <w:left w:val="single" w:sz="24" w:space="0" w:color="28A745"/>
-              <w:bottom w:val="single" w:sz="2" w:space="0" w:color="E8F5E9"/>
-              <w:right w:val="single" w:sz="2" w:space="0" w:color="E8F5E9"/>
-            </w:tcBorders>
-            <w:tcMar>
-              <w:top w:w="60" w:type="dxa"/>
-              <w:left w:w="120" w:type="dxa"/>
-              <w:bottom w:w="60" w:type="dxa"/>
-              <w:right w:w="120" w:type="dxa"/>
-            </w:tcMar>
-          </w:tcPr>
-          <w:p>
-            <w:r/>
-            <w:r>
-              <w:rPr>
-                <w:b/>
-                <w:color w:val="2E7D32"/>
-                <w:sz w:val="20"/>
-              </w:rPr>
-              <w:t xml:space="preserve">Tip: </w:t>
-            </w:r>
-            <w:r>
-              <w:rPr>
-                <w:color w:val="2E7D32"/>
-                <w:sz w:val="20"/>
-              </w:rPr>
-              <w:t>Faça backup da configuração de permissões atual antes de fazer qualquer alteração. Isso permite um rollback rápido se necessário.</w:t>
-            </w:r>
-          </w:p>
-        </w:tc>
-      </w:tr>
-    </w:tbl>
     <w:sectPr>
       <w:headerReference w:type="even" r:id="rId46"/>
       <w:headerReference w:type="default" r:id="rId47"/>
